--- a/pr-preview/pr-215/exploratory-descriptive-handout.docx
+++ b/pr-preview/pr-215/exploratory-descriptive-handout.docx
@@ -15,7 +15,7 @@
         <w:pStyle w:val="Date"/>
       </w:pPr>
       <w:r>
-        <w:t xml:space="preserve">Last modified: 2026-10-15 12:43:47 (PDT)</w:t>
+        <w:t xml:space="preserve">Last modified: 2026-10-15 13:30:33 (PDT)</w:t>
       </w:r>
     </w:p>
     <w:bookmarkStart w:id="24" w:name="introduction"/>
@@ -7380,6 +7380,42 @@
         </w:tc>
       </w:tr>
     </w:tbl>
+    <w:p>
+      <w:pPr>
+        <w:pStyle w:val="Compact"/>
+        <w:numPr>
+          <w:ilvl w:val="0"/>
+          <w:numId w:val="1004"/>
+        </w:numPr>
+      </w:pPr>
+      <w:r>
+        <w:t xml:space="preserve">Hogg et al. (2019, sec. 6.1, pp. 233–244)</w:t>
+      </w:r>
+      <w:r>
+        <w:t xml:space="preserve"> </w:t>
+      </w:r>
+      <w:r>
+        <w:t xml:space="preserve">covers descriptive statistics.</w:t>
+      </w:r>
+    </w:p>
+    <w:p>
+      <w:pPr>
+        <w:pStyle w:val="Compact"/>
+        <w:numPr>
+          <w:ilvl w:val="0"/>
+          <w:numId w:val="1004"/>
+        </w:numPr>
+      </w:pPr>
+      <w:r>
+        <w:t xml:space="preserve">Rice (2007, secs. 10.4–10.5, pp. 392–401)</w:t>
+      </w:r>
+      <w:r>
+        <w:t xml:space="preserve"> </w:t>
+      </w:r>
+      <w:r>
+        <w:t xml:space="preserve">covers measures of location and dispersion.</w:t>
+      </w:r>
+    </w:p>
     <w:bookmarkEnd w:id="47"/>
     <w:bookmarkEnd w:id="48"/>
     <w:bookmarkStart w:id="81" w:name="graphical-methods"/>
@@ -8370,7 +8406,7 @@
         <w:pStyle w:val="Compact"/>
         <w:numPr>
           <w:ilvl w:val="0"/>
-          <w:numId w:val="1004"/>
+          <w:numId w:val="1005"/>
         </w:numPr>
       </w:pPr>
       <w:r>
@@ -8416,7 +8452,7 @@
         <w:pStyle w:val="Compact"/>
         <w:numPr>
           <w:ilvl w:val="0"/>
-          <w:numId w:val="1004"/>
+          <w:numId w:val="1005"/>
         </w:numPr>
       </w:pPr>
       <w:r>
@@ -8442,7 +8478,7 @@
         <w:pStyle w:val="Compact"/>
         <w:numPr>
           <w:ilvl w:val="0"/>
-          <w:numId w:val="1004"/>
+          <w:numId w:val="1005"/>
         </w:numPr>
       </w:pPr>
       <w:r>
@@ -8487,7 +8523,7 @@
         <w:pStyle w:val="Compact"/>
         <w:numPr>
           <w:ilvl w:val="0"/>
-          <w:numId w:val="1004"/>
+          <w:numId w:val="1005"/>
         </w:numPr>
       </w:pPr>
       <w:r>
@@ -9756,6 +9792,78 @@
       </w:hyperlink>
       <w:r>
         <w:t xml:space="preserve">.</w:t>
+      </w:r>
+    </w:p>
+    <w:p>
+      <w:pPr>
+        <w:pStyle w:val="Compact"/>
+        <w:numPr>
+          <w:ilvl w:val="0"/>
+          <w:numId w:val="1006"/>
+        </w:numPr>
+      </w:pPr>
+      <w:r>
+        <w:t xml:space="preserve">Hogg et al. (2019, sec. 6.2, pp. 245–255)</w:t>
+      </w:r>
+      <w:r>
+        <w:t xml:space="preserve"> </w:t>
+      </w:r>
+      <w:r>
+        <w:t xml:space="preserve">covers exploratory data analysis.</w:t>
+      </w:r>
+    </w:p>
+    <w:p>
+      <w:pPr>
+        <w:pStyle w:val="Compact"/>
+        <w:numPr>
+          <w:ilvl w:val="0"/>
+          <w:numId w:val="1006"/>
+        </w:numPr>
+      </w:pPr>
+      <w:r>
+        <w:t xml:space="preserve">Rice (2007, sec. 10.2.3, pp. 385–388)</w:t>
+      </w:r>
+      <w:r>
+        <w:t xml:space="preserve"> </w:t>
+      </w:r>
+      <w:r>
+        <w:t xml:space="preserve">covers quantile-quantile plots.</w:t>
+      </w:r>
+    </w:p>
+    <w:p>
+      <w:pPr>
+        <w:pStyle w:val="Compact"/>
+        <w:numPr>
+          <w:ilvl w:val="0"/>
+          <w:numId w:val="1006"/>
+        </w:numPr>
+      </w:pPr>
+      <w:r>
+        <w:t xml:space="preserve">Rice (2007, sec. 10.3, pp. 389–391)</w:t>
+      </w:r>
+      <w:r>
+        <w:t xml:space="preserve"> </w:t>
+      </w:r>
+      <w:r>
+        <w:t xml:space="preserve">covers histograms, density curves and stem-and-leaf plots.</w:t>
+      </w:r>
+    </w:p>
+    <w:p>
+      <w:pPr>
+        <w:pStyle w:val="Compact"/>
+        <w:numPr>
+          <w:ilvl w:val="0"/>
+          <w:numId w:val="1006"/>
+        </w:numPr>
+      </w:pPr>
+      <w:r>
+        <w:t xml:space="preserve">Rice (2007, sec. 10.6, pp. 402–403)</w:t>
+      </w:r>
+      <w:r>
+        <w:t xml:space="preserve"> </w:t>
+      </w:r>
+      <w:r>
+        <w:t xml:space="preserve">covers boxplots.</w:t>
       </w:r>
     </w:p>
     <w:bookmarkEnd w:id="80"/>
@@ -12553,6 +12661,20 @@
         </w:tc>
       </w:tr>
     </w:tbl>
+    <w:p>
+      <w:pPr>
+        <w:pStyle w:val="BodyText"/>
+      </w:pPr>
+      <w:r>
+        <w:t xml:space="preserve">Rice (2007, sec. 10.7, pp. 404–406)</w:t>
+      </w:r>
+      <w:r>
+        <w:t xml:space="preserve"> </w:t>
+      </w:r>
+      <w:r>
+        <w:t xml:space="preserve">covers scatterplots.</w:t>
+      </w:r>
+    </w:p>
     <w:bookmarkEnd w:id="95"/>
     <w:bookmarkStart w:id="105" w:name="X276b94a7d03810956e9ce51874e5dad5aed6d75"/>
     <w:p>
@@ -15576,7 +15698,7 @@
     <w:bookmarkEnd w:id="108"/>
     <w:bookmarkEnd w:id="109"/>
     <w:bookmarkEnd w:id="110"/>
-    <w:bookmarkStart w:id="137" w:name="data-transformations"/>
+    <w:bookmarkStart w:id="133" w:name="data-transformations"/>
     <w:p>
       <w:pPr>
         <w:pStyle w:val="Heading2"/>
@@ -15788,7 +15910,7 @@
         <w:pStyle w:val="Compact"/>
         <w:numPr>
           <w:ilvl w:val="0"/>
-          <w:numId w:val="1005"/>
+          <w:numId w:val="1007"/>
         </w:numPr>
       </w:pPr>
       <w:r>
@@ -15839,7 +15961,7 @@
         <w:pStyle w:val="Compact"/>
         <w:numPr>
           <w:ilvl w:val="0"/>
-          <w:numId w:val="1005"/>
+          <w:numId w:val="1007"/>
         </w:numPr>
       </w:pPr>
       <w:r>
@@ -17187,7 +17309,7 @@
         <w:t xml:space="preserve">the assumptions of that model and on the scientific question.</w:t>
       </w:r>
     </w:p>
-    <w:bookmarkStart w:id="136" w:name="sec-rescaling"/>
+    <w:bookmarkStart w:id="132" w:name="sec-rescaling"/>
     <w:p>
       <w:pPr>
         <w:pStyle w:val="Heading3"/>
@@ -17235,7 +17357,7 @@
         <w:pStyle w:val="Compact"/>
         <w:numPr>
           <w:ilvl w:val="0"/>
-          <w:numId w:val="1006"/>
+          <w:numId w:val="1008"/>
         </w:numPr>
       </w:pPr>
       <w:r>
@@ -17259,7 +17381,7 @@
         <w:pStyle w:val="Compact"/>
         <w:numPr>
           <w:ilvl w:val="0"/>
-          <w:numId w:val="1006"/>
+          <w:numId w:val="1008"/>
         </w:numPr>
       </w:pPr>
       <w:r>
@@ -17298,7 +17420,7 @@
         <w:pStyle w:val="Compact"/>
         <w:numPr>
           <w:ilvl w:val="0"/>
-          <w:numId w:val="1006"/>
+          <w:numId w:val="1008"/>
         </w:numPr>
       </w:pPr>
       <w:r>
@@ -17592,7 +17714,7 @@
       <w:pPr>
         <w:numPr>
           <w:ilvl w:val="0"/>
-          <w:numId w:val="1007"/>
+          <w:numId w:val="1009"/>
         </w:numPr>
       </w:pPr>
       <w:r>
@@ -17609,7 +17731,7 @@
       <w:pPr>
         <w:numPr>
           <w:ilvl w:val="0"/>
-          <w:numId w:val="1007"/>
+          <w:numId w:val="1009"/>
         </w:numPr>
       </w:pPr>
       <m:oMath>
@@ -17677,7 +17799,7 @@
       <w:pPr>
         <w:numPr>
           <w:ilvl w:val="0"/>
-          <w:numId w:val="1007"/>
+          <w:numId w:val="1009"/>
         </w:numPr>
       </w:pPr>
       <w:r>
@@ -17691,7 +17813,7 @@
       </w:r>
     </w:p>
     <w:bookmarkEnd w:id="121"/>
-    <w:bookmarkStart w:id="125" w:name="def-standardization"/>
+    <w:bookmarkStart w:id="122" w:name="def-standardization"/>
     <w:p>
       <w:pPr>
         <w:pStyle w:val="FirstParagraph"/>
@@ -17983,154 +18105,58 @@
         </m:oMath>
       </m:oMathPara>
     </w:p>
-    <w:tbl>
-      <w:tblPr>
-        <w:tblStyle w:val="Table"/>
-        <w:tblLook w:firstRow="0" w:lastRow="0" w:firstColumn="0" w:lastColumn="0" w:noHBand="0" w:noVBand="0" w:val="0000"/>
-        <w:tblBorders>
-          <w:top w:val="single" w:sz="4" w:space="0" w:color="0758E5"/>
-          <w:left w:val="single" w:sz="24" w:space="0" w:color="0758E5"/>
-          <w:bottom w:val="single" w:sz="4" w:space="0" w:color="0758E5"/>
-          <w:right w:val="single" w:sz="4" w:space="0" w:color="0758E5"/>
-        </w:tblBorders>
-        <w:tblCellMar>
-          <w:left w:w="144" w:type="dxa"/>
-          <w:right w:w="144" w:type="dxa"/>
-        </w:tblCellMar>
-        <w:tblLook w:firstRow="0" w:lastRow="0" w:firstColumn="0" w:lastColumn="0" w:noHBand="0" w:noVBand="0" w:val="0000"/>
-      </w:tblPr>
-      <w:tr>
-        <w:trPr>
-          <w:cantSplit/>
-        </w:trPr>
-        <w:tc>
-          <w:tcPr>
-            <w:shd w:color="auto" w:fill="dae6fb" w:val="clear"/>
-            <w:tcMar>
-              <w:top w:w="92" w:type="dxa"/>
-              <w:bottom w:w="92" w:type="dxa"/>
-            </w:tcMar>
-          </w:tcPr>
-          <w:p>
-            <w:pPr>
-              <w:pStyle w:val="FirstParagraph"/>
-            </w:pPr>
-            <w:pPr>
-              <w:spacing w:before="0" w:after="0"/>
-              <w:textAlignment w:val="center"/>
-            </w:pPr>
-            <w:r>
-              <w:drawing>
-                <wp:inline>
-                  <wp:extent cx="152400" cy="152400"/>
-                  <wp:effectExtent b="0" l="0" r="0" t="0"/>
-                  <wp:docPr descr="" title="" id="123" name="Picture"/>
-                  <a:graphic>
-                    <a:graphicData uri="http://schemas.openxmlformats.org/drawingml/2006/picture">
-                      <pic:pic>
-                        <pic:nvPicPr>
-                          <pic:cNvPr descr="/opt/quarto/share/formats/docx/note.png" id="124" name="Picture"/>
-                          <pic:cNvPicPr>
-                            <a:picLocks noChangeArrowheads="1" noChangeAspect="1"/>
-                          </pic:cNvPicPr>
-                        </pic:nvPicPr>
-                        <pic:blipFill>
-                          <a:blip r:embed="rId122"/>
-                          <a:stretch>
-                            <a:fillRect/>
-                          </a:stretch>
-                        </pic:blipFill>
-                        <pic:spPr bwMode="auto">
-                          <a:xfrm>
-                            <a:off x="0" y="0"/>
-                            <a:ext cx="152400" cy="152400"/>
-                          </a:xfrm>
-                          <a:prstGeom prst="rect">
-                            <a:avLst/>
-                          </a:prstGeom>
-                          <a:noFill/>
-                          <a:ln w="9525">
-                            <a:noFill/>
-                            <a:headEnd/>
-                            <a:tailEnd/>
-                          </a:ln>
-                        </pic:spPr>
-                      </pic:pic>
-                    </a:graphicData>
-                  </a:graphic>
-                </wp:inline>
-              </w:drawing>
-            </w:r>
-            <w:r>
-              <w:t xml:space="preserve"> </w:t>
-            </w:r>
-            <w:r>
-              <w:t xml:space="preserve"> </w:t>
-            </w:r>
-            <w:r>
-              <w:t xml:space="preserve">Source</w:t>
-            </w:r>
-          </w:p>
-        </w:tc>
-      </w:tr>
-      <w:tr>
-        <w:trPr>
-          <w:cantSplit/>
-        </w:trPr>
-        <w:tc>
-          <w:tcPr>
-            <w:tcMar>
-              <w:top w:w="108" w:type="dxa"/>
-              <w:bottom w:w="108" w:type="dxa"/>
-            </w:tcMar>
-          </w:tcPr>
-          <w:p>
-            <w:pPr>
-              <w:pStyle w:val="BodyText"/>
-            </w:pPr>
-            <w:pPr>
-              <w:spacing w:before="16" w:after="16"/>
-            </w:pPr>
-            <w:r>
-              <w:t xml:space="preserve">James et al. (2021, sec. 4.7.6, p. 183)</w:t>
-            </w:r>
-            <w:r>
-              <w:t xml:space="preserve">.</w:t>
-            </w:r>
-            <w:r>
-              <w:t xml:space="preserve"> </w:t>
-            </w:r>
-            <w:r>
-              <w:t xml:space="preserve">Géron (2017, ch. 2)</w:t>
-            </w:r>
-            <w:r>
-              <w:t xml:space="preserve"> </w:t>
-            </w:r>
-            <w:r>
-              <w:t xml:space="preserve">describes the same operation but says it divides by the variance;</w:t>
-            </w:r>
-            <w:r>
-              <w:t xml:space="preserve"> </w:t>
-            </w:r>
-            <w:r>
-              <w:t xml:space="preserve">the standard deviation is used here, as in</w:t>
-            </w:r>
-            <w:r>
-              <w:t xml:space="preserve"> </w:t>
-            </w:r>
-            <w:r>
-              <w:t xml:space="preserve">James et al. (2021)</w:t>
-            </w:r>
-            <w:r>
-              <w:t xml:space="preserve">.</w:t>
-            </w:r>
-          </w:p>
-          <w:p/>
-        </w:tc>
-      </w:tr>
-    </w:tbl>
-    <w:bookmarkEnd w:id="125"/>
-    <w:bookmarkStart w:id="126" w:name="rem-standardization-units"/>
+    <w:bookmarkEnd w:id="122"/>
+    <w:bookmarkStart w:id="123" w:name="rem-source-standardization"/>
+    <w:p>
+      <w:pPr>
+        <w:pStyle w:val="FirstParagraph"/>
+      </w:pPr>
+      <w:r>
+        <w:rPr>
+          <w:i/>
+          <w:iCs/>
+        </w:rPr>
+        <w:t xml:space="preserve">Remark 5</w:t>
+      </w:r>
+      <w:r>
+        <w:t xml:space="preserve"> (Source: Standardization). </w:t>
+      </w:r>
+      <w:r>
+        <w:t xml:space="preserve">James et al. (2021, sec. 4.7.6, p. 183)</w:t>
+      </w:r>
+      <w:r>
+        <w:t xml:space="preserve">.</w:t>
+      </w:r>
+      <w:r>
+        <w:t xml:space="preserve"> </w:t>
+      </w:r>
+      <w:r>
+        <w:t xml:space="preserve">Géron (2017, ch. 2)</w:t>
+      </w:r>
+      <w:r>
+        <w:t xml:space="preserve"> </w:t>
+      </w:r>
+      <w:r>
+        <w:t xml:space="preserve">describes the same operation but says it divides by the variance;</w:t>
+      </w:r>
+      <w:r>
+        <w:t xml:space="preserve"> </w:t>
+      </w:r>
+      <w:r>
+        <w:t xml:space="preserve">the standard deviation is used here, as in</w:t>
+      </w:r>
+      <w:r>
+        <w:t xml:space="preserve"> </w:t>
+      </w:r>
+      <w:r>
+        <w:t xml:space="preserve">James et al. (2021)</w:t>
+      </w:r>
+      <w:r>
+        <w:t xml:space="preserve">.</w:t>
+      </w:r>
+    </w:p>
+    <w:bookmarkEnd w:id="123"/>
+    <w:bookmarkStart w:id="124" w:name="rem-standardization-units"/>
     <w:p>
       <w:pPr>
         <w:pStyle w:val="BodyText"/>
@@ -18140,7 +18166,7 @@
           <w:i/>
           <w:iCs/>
         </w:rPr>
-        <w:t xml:space="preserve">Remark 5</w:t>
+        <w:t xml:space="preserve">Remark 6</w:t>
       </w:r>
       <w:r>
         <w:t xml:space="preserve"> (Standardized values have no units). </w:t>
@@ -18205,8 +18231,8 @@
         <w:t xml:space="preserve">both become unitless numbers of standard deviations.</w:t>
       </w:r>
     </w:p>
-    <w:bookmarkEnd w:id="126"/>
-    <w:bookmarkStart w:id="129" w:name="thm-standardized-mean-sd"/>
+    <w:bookmarkEnd w:id="124"/>
+    <w:bookmarkStart w:id="125" w:name="thm-standardized-mean-sd"/>
     <w:p>
       <w:pPr>
         <w:pStyle w:val="BodyText"/>
@@ -18363,138 +18389,7 @@
         <w:t xml:space="preserve">.</w:t>
       </w:r>
     </w:p>
-    <w:tbl>
-      <w:tblPr>
-        <w:tblStyle w:val="Table"/>
-        <w:tblLook w:firstRow="0" w:lastRow="0" w:firstColumn="0" w:lastColumn="0" w:noHBand="0" w:noVBand="0" w:val="0000"/>
-        <w:tblBorders>
-          <w:top w:val="single" w:sz="4" w:space="0" w:color="0758E5"/>
-          <w:left w:val="single" w:sz="24" w:space="0" w:color="0758E5"/>
-          <w:bottom w:val="single" w:sz="4" w:space="0" w:color="0758E5"/>
-          <w:right w:val="single" w:sz="4" w:space="0" w:color="0758E5"/>
-        </w:tblBorders>
-        <w:tblCellMar>
-          <w:left w:w="144" w:type="dxa"/>
-          <w:right w:w="144" w:type="dxa"/>
-        </w:tblCellMar>
-        <w:tblLook w:firstRow="0" w:lastRow="0" w:firstColumn="0" w:lastColumn="0" w:noHBand="0" w:noVBand="0" w:val="0000"/>
-      </w:tblPr>
-      <w:tr>
-        <w:trPr>
-          <w:cantSplit/>
-        </w:trPr>
-        <w:tc>
-          <w:tcPr>
-            <w:shd w:color="auto" w:fill="dae6fb" w:val="clear"/>
-            <w:tcMar>
-              <w:top w:w="92" w:type="dxa"/>
-              <w:bottom w:w="92" w:type="dxa"/>
-            </w:tcMar>
-          </w:tcPr>
-          <w:p>
-            <w:pPr>
-              <w:pStyle w:val="BodyText"/>
-            </w:pPr>
-            <w:pPr>
-              <w:spacing w:before="0" w:after="0"/>
-              <w:textAlignment w:val="center"/>
-            </w:pPr>
-            <w:r>
-              <w:drawing>
-                <wp:inline>
-                  <wp:extent cx="152400" cy="152400"/>
-                  <wp:effectExtent b="0" l="0" r="0" t="0"/>
-                  <wp:docPr descr="" title="" id="127" name="Picture"/>
-                  <a:graphic>
-                    <a:graphicData uri="http://schemas.openxmlformats.org/drawingml/2006/picture">
-                      <pic:pic>
-                        <pic:nvPicPr>
-                          <pic:cNvPr descr="/opt/quarto/share/formats/docx/note.png" id="128" name="Picture"/>
-                          <pic:cNvPicPr>
-                            <a:picLocks noChangeArrowheads="1" noChangeAspect="1"/>
-                          </pic:cNvPicPr>
-                        </pic:nvPicPr>
-                        <pic:blipFill>
-                          <a:blip r:embed="rId122"/>
-                          <a:stretch>
-                            <a:fillRect/>
-                          </a:stretch>
-                        </pic:blipFill>
-                        <pic:spPr bwMode="auto">
-                          <a:xfrm>
-                            <a:off x="0" y="0"/>
-                            <a:ext cx="152400" cy="152400"/>
-                          </a:xfrm>
-                          <a:prstGeom prst="rect">
-                            <a:avLst/>
-                          </a:prstGeom>
-                          <a:noFill/>
-                          <a:ln w="9525">
-                            <a:noFill/>
-                            <a:headEnd/>
-                            <a:tailEnd/>
-                          </a:ln>
-                        </pic:spPr>
-                      </pic:pic>
-                    </a:graphicData>
-                  </a:graphic>
-                </wp:inline>
-              </w:drawing>
-            </w:r>
-            <w:r>
-              <w:t xml:space="preserve"> </w:t>
-            </w:r>
-            <w:r>
-              <w:t xml:space="preserve"> </w:t>
-            </w:r>
-            <w:r>
-              <w:t xml:space="preserve">Source</w:t>
-            </w:r>
-          </w:p>
-        </w:tc>
-      </w:tr>
-      <w:tr>
-        <w:trPr>
-          <w:cantSplit/>
-        </w:trPr>
-        <w:tc>
-          <w:tcPr>
-            <w:tcMar>
-              <w:top w:w="108" w:type="dxa"/>
-              <w:bottom w:w="108" w:type="dxa"/>
-            </w:tcMar>
-          </w:tcPr>
-          <w:p>
-            <w:pPr>
-              <w:pStyle w:val="BodyText"/>
-            </w:pPr>
-            <w:pPr>
-              <w:spacing w:before="16" w:after="16"/>
-            </w:pPr>
-            <w:r>
-              <w:t xml:space="preserve">Stated for the standardized Caravan variables in</w:t>
-            </w:r>
-            <w:r>
-              <w:t xml:space="preserve"> </w:t>
-            </w:r>
-            <w:r>
-              <w:t xml:space="preserve">James et al. (2021, sec. 4.7.6, p. 183)</w:t>
-            </w:r>
-            <w:r>
-              <w:t xml:space="preserve">;</w:t>
-            </w:r>
-            <w:r>
-              <w:t xml:space="preserve"> </w:t>
-            </w:r>
-            <w:r>
-              <w:t xml:space="preserve">the proof is the elementary calculation.</w:t>
-            </w:r>
-          </w:p>
-          <w:p/>
-        </w:tc>
-      </w:tr>
-    </w:tbl>
-    <w:bookmarkEnd w:id="129"/>
+    <w:bookmarkEnd w:id="125"/>
     <w:p>
       <w:pPr>
         <w:pStyle w:val="BodyText"/>
@@ -19207,7 +19102,42 @@
         <w:t xml:space="preserve">.</w:t>
       </w:r>
     </w:p>
-    <w:bookmarkStart w:id="130" w:name="exm-scale-wcgs"/>
+    <w:bookmarkStart w:id="126" w:name="rem-source-standardized-mean-sd"/>
+    <w:p>
+      <w:pPr>
+        <w:pStyle w:val="BodyText"/>
+      </w:pPr>
+      <w:r>
+        <w:rPr>
+          <w:i/>
+          <w:iCs/>
+        </w:rPr>
+        <w:t xml:space="preserve">Remark 7</w:t>
+      </w:r>
+      <w:r>
+        <w:t xml:space="preserve"> (Source: Standardized values have mean 0 and standard deviation 1). </w:t>
+      </w:r>
+      <w:r>
+        <w:t xml:space="preserve">Stated for the standardized Caravan variables in</w:t>
+      </w:r>
+      <w:r>
+        <w:t xml:space="preserve"> </w:t>
+      </w:r>
+      <w:r>
+        <w:t xml:space="preserve">James et al. (2021, sec. 4.7.6, p. 183)</w:t>
+      </w:r>
+      <w:r>
+        <w:t xml:space="preserve">;</w:t>
+      </w:r>
+      <w:r>
+        <w:t xml:space="preserve"> </w:t>
+      </w:r>
+      <w:r>
+        <w:t xml:space="preserve">the proof is the elementary calculation.</w:t>
+      </w:r>
+    </w:p>
+    <w:bookmarkEnd w:id="126"/>
+    <w:bookmarkStart w:id="127" w:name="exm-scale-wcgs"/>
     <w:p>
       <w:pPr>
         <w:pStyle w:val="BodyText"/>
@@ -19485,8 +19415,8 @@
         <w:t xml:space="preserve">is needed because 12 of the cholesterol values are missing.</w:t>
       </w:r>
     </w:p>
-    <w:bookmarkEnd w:id="130"/>
-    <w:bookmarkStart w:id="133" w:name="def-min-max-scaling"/>
+    <w:bookmarkEnd w:id="127"/>
+    <w:bookmarkStart w:id="128" w:name="def-min-max-scaling"/>
     <w:p>
       <w:pPr>
         <w:pStyle w:val="BodyText"/>
@@ -19769,127 +19699,31 @@
         </m:oMath>
       </m:oMathPara>
     </w:p>
-    <w:tbl>
-      <w:tblPr>
-        <w:tblStyle w:val="Table"/>
-        <w:tblLook w:firstRow="0" w:lastRow="0" w:firstColumn="0" w:lastColumn="0" w:noHBand="0" w:noVBand="0" w:val="0000"/>
-        <w:tblBorders>
-          <w:top w:val="single" w:sz="4" w:space="0" w:color="0758E5"/>
-          <w:left w:val="single" w:sz="24" w:space="0" w:color="0758E5"/>
-          <w:bottom w:val="single" w:sz="4" w:space="0" w:color="0758E5"/>
-          <w:right w:val="single" w:sz="4" w:space="0" w:color="0758E5"/>
-        </w:tblBorders>
-        <w:tblCellMar>
-          <w:left w:w="144" w:type="dxa"/>
-          <w:right w:w="144" w:type="dxa"/>
-        </w:tblCellMar>
-        <w:tblLook w:firstRow="0" w:lastRow="0" w:firstColumn="0" w:lastColumn="0" w:noHBand="0" w:noVBand="0" w:val="0000"/>
-      </w:tblPr>
-      <w:tr>
-        <w:trPr>
-          <w:cantSplit/>
-        </w:trPr>
-        <w:tc>
-          <w:tcPr>
-            <w:shd w:color="auto" w:fill="dae6fb" w:val="clear"/>
-            <w:tcMar>
-              <w:top w:w="92" w:type="dxa"/>
-              <w:bottom w:w="92" w:type="dxa"/>
-            </w:tcMar>
-          </w:tcPr>
-          <w:p>
-            <w:pPr>
-              <w:pStyle w:val="FirstParagraph"/>
-            </w:pPr>
-            <w:pPr>
-              <w:spacing w:before="0" w:after="0"/>
-              <w:textAlignment w:val="center"/>
-            </w:pPr>
-            <w:r>
-              <w:drawing>
-                <wp:inline>
-                  <wp:extent cx="152400" cy="152400"/>
-                  <wp:effectExtent b="0" l="0" r="0" t="0"/>
-                  <wp:docPr descr="" title="" id="131" name="Picture"/>
-                  <a:graphic>
-                    <a:graphicData uri="http://schemas.openxmlformats.org/drawingml/2006/picture">
-                      <pic:pic>
-                        <pic:nvPicPr>
-                          <pic:cNvPr descr="/opt/quarto/share/formats/docx/note.png" id="132" name="Picture"/>
-                          <pic:cNvPicPr>
-                            <a:picLocks noChangeArrowheads="1" noChangeAspect="1"/>
-                          </pic:cNvPicPr>
-                        </pic:nvPicPr>
-                        <pic:blipFill>
-                          <a:blip r:embed="rId122"/>
-                          <a:stretch>
-                            <a:fillRect/>
-                          </a:stretch>
-                        </pic:blipFill>
-                        <pic:spPr bwMode="auto">
-                          <a:xfrm>
-                            <a:off x="0" y="0"/>
-                            <a:ext cx="152400" cy="152400"/>
-                          </a:xfrm>
-                          <a:prstGeom prst="rect">
-                            <a:avLst/>
-                          </a:prstGeom>
-                          <a:noFill/>
-                          <a:ln w="9525">
-                            <a:noFill/>
-                            <a:headEnd/>
-                            <a:tailEnd/>
-                          </a:ln>
-                        </pic:spPr>
-                      </pic:pic>
-                    </a:graphicData>
-                  </a:graphic>
-                </wp:inline>
-              </w:drawing>
-            </w:r>
-            <w:r>
-              <w:t xml:space="preserve"> </w:t>
-            </w:r>
-            <w:r>
-              <w:t xml:space="preserve"> </w:t>
-            </w:r>
-            <w:r>
-              <w:t xml:space="preserve">Source</w:t>
-            </w:r>
-          </w:p>
-        </w:tc>
-      </w:tr>
-      <w:tr>
-        <w:trPr>
-          <w:cantSplit/>
-        </w:trPr>
-        <w:tc>
-          <w:tcPr>
-            <w:tcMar>
-              <w:top w:w="108" w:type="dxa"/>
-              <w:bottom w:w="108" w:type="dxa"/>
-            </w:tcMar>
-          </w:tcPr>
-          <w:p>
-            <w:pPr>
-              <w:pStyle w:val="BodyText"/>
-            </w:pPr>
-            <w:pPr>
-              <w:spacing w:before="16" w:after="16"/>
-            </w:pPr>
-            <w:r>
-              <w:t xml:space="preserve">Géron (2017, ch. 2)</w:t>
-            </w:r>
-            <w:r>
-              <w:t xml:space="preserve">.</w:t>
-            </w:r>
-          </w:p>
-          <w:p/>
-        </w:tc>
-      </w:tr>
-    </w:tbl>
-    <w:bookmarkEnd w:id="133"/>
-    <w:bookmarkStart w:id="134" w:name="rem-min-max-outliers"/>
+    <w:bookmarkEnd w:id="128"/>
+    <w:bookmarkStart w:id="129" w:name="rem-source-min-max-scaling"/>
+    <w:p>
+      <w:pPr>
+        <w:pStyle w:val="FirstParagraph"/>
+      </w:pPr>
+      <w:r>
+        <w:rPr>
+          <w:i/>
+          <w:iCs/>
+        </w:rPr>
+        <w:t xml:space="preserve">Remark 8</w:t>
+      </w:r>
+      <w:r>
+        <w:t xml:space="preserve"> (Source: Min-max scaling). </w:t>
+      </w:r>
+      <w:r>
+        <w:t xml:space="preserve">Géron (2017, ch. 2)</w:t>
+      </w:r>
+      <w:r>
+        <w:t xml:space="preserve">.</w:t>
+      </w:r>
+    </w:p>
+    <w:bookmarkEnd w:id="129"/>
+    <w:bookmarkStart w:id="130" w:name="rem-min-max-outliers"/>
     <w:p>
       <w:pPr>
         <w:pStyle w:val="BodyText"/>
@@ -19899,7 +19733,7 @@
           <w:i/>
           <w:iCs/>
         </w:rPr>
-        <w:t xml:space="preserve">Remark 6</w:t>
+        <w:t xml:space="preserve">Remark 9</w:t>
       </w:r>
       <w:r>
         <w:t xml:space="preserve"> (Min-max scaling and outliers). </w:t>
@@ -20098,8 +19932,8 @@
         <w:t xml:space="preserve">.</w:t>
       </w:r>
     </w:p>
-    <w:bookmarkEnd w:id="134"/>
-    <w:bookmarkStart w:id="135" w:name="exm-min-max-wcgs"/>
+    <w:bookmarkEnd w:id="130"/>
+    <w:bookmarkStart w:id="131" w:name="exm-min-max-wcgs"/>
     <w:p>
       <w:pPr>
         <w:pStyle w:val="BodyText"/>
@@ -20338,10 +20172,10 @@
         <w:t xml:space="preserve">but have no units.</w:t>
       </w:r>
     </w:p>
-    <w:bookmarkEnd w:id="135"/>
-    <w:bookmarkEnd w:id="136"/>
-    <w:bookmarkEnd w:id="137"/>
-    <w:bookmarkStart w:id="139" w:name="an-exploratory-data-analysis-workflow"/>
+    <w:bookmarkEnd w:id="131"/>
+    <w:bookmarkEnd w:id="132"/>
+    <w:bookmarkEnd w:id="133"/>
+    <w:bookmarkStart w:id="135" w:name="an-exploratory-data-analysis-workflow"/>
     <w:p>
       <w:pPr>
         <w:pStyle w:val="Heading2"/>
@@ -20363,7 +20197,7 @@
         <w:pStyle w:val="Compact"/>
         <w:numPr>
           <w:ilvl w:val="0"/>
-          <w:numId w:val="1008"/>
+          <w:numId w:val="1010"/>
         </w:numPr>
       </w:pPr>
       <w:r>
@@ -20388,7 +20222,7 @@
         <w:pStyle w:val="Compact"/>
         <w:numPr>
           <w:ilvl w:val="0"/>
-          <w:numId w:val="1008"/>
+          <w:numId w:val="1010"/>
         </w:numPr>
       </w:pPr>
       <w:r>
@@ -20407,7 +20241,7 @@
         <w:pStyle w:val="Compact"/>
         <w:numPr>
           <w:ilvl w:val="1"/>
-          <w:numId w:val="1009"/>
+          <w:numId w:val="1011"/>
         </w:numPr>
       </w:pPr>
       <w:r>
@@ -20419,7 +20253,7 @@
         <w:pStyle w:val="Compact"/>
         <w:numPr>
           <w:ilvl w:val="1"/>
-          <w:numId w:val="1009"/>
+          <w:numId w:val="1011"/>
         </w:numPr>
       </w:pPr>
       <w:r>
@@ -20431,7 +20265,7 @@
         <w:pStyle w:val="Compact"/>
         <w:numPr>
           <w:ilvl w:val="1"/>
-          <w:numId w:val="1009"/>
+          <w:numId w:val="1011"/>
         </w:numPr>
       </w:pPr>
       <w:r>
@@ -20443,7 +20277,7 @@
         <w:pStyle w:val="Compact"/>
         <w:numPr>
           <w:ilvl w:val="0"/>
-          <w:numId w:val="1008"/>
+          <w:numId w:val="1010"/>
         </w:numPr>
       </w:pPr>
       <w:r>
@@ -20462,7 +20296,7 @@
         <w:pStyle w:val="Compact"/>
         <w:numPr>
           <w:ilvl w:val="1"/>
-          <w:numId w:val="1010"/>
+          <w:numId w:val="1012"/>
         </w:numPr>
       </w:pPr>
       <w:r>
@@ -20474,7 +20308,7 @@
         <w:pStyle w:val="Compact"/>
         <w:numPr>
           <w:ilvl w:val="1"/>
-          <w:numId w:val="1010"/>
+          <w:numId w:val="1012"/>
         </w:numPr>
       </w:pPr>
       <w:r>
@@ -20486,7 +20320,7 @@
         <w:pStyle w:val="Compact"/>
         <w:numPr>
           <w:ilvl w:val="1"/>
-          <w:numId w:val="1010"/>
+          <w:numId w:val="1012"/>
         </w:numPr>
       </w:pPr>
       <w:r>
@@ -20498,7 +20332,7 @@
         <w:pStyle w:val="Compact"/>
         <w:numPr>
           <w:ilvl w:val="0"/>
-          <w:numId w:val="1008"/>
+          <w:numId w:val="1010"/>
         </w:numPr>
       </w:pPr>
       <w:r>
@@ -20520,7 +20354,7 @@
         <w:pStyle w:val="Compact"/>
         <w:numPr>
           <w:ilvl w:val="0"/>
-          <w:numId w:val="1008"/>
+          <w:numId w:val="1010"/>
         </w:numPr>
       </w:pPr>
       <w:r>
@@ -20569,7 +20403,7 @@
       <w:tr>
         <w:tc>
           <w:tcPr/>
-          <w:bookmarkStart w:id="138" w:name="tbl-wcgs-all-summary"/>
+          <w:bookmarkStart w:id="134" w:name="tbl-wcgs-all-summary"/>
           <w:p>
             <w:pPr>
               <w:jc w:val="center"/>
@@ -21750,12 +21584,12 @@
               </w:tc>
             </w:tr>
           </w:tbl>
-          <w:bookmarkEnd w:id="138"/>
+          <w:bookmarkEnd w:id="134"/>
         </w:tc>
       </w:tr>
     </w:tbl>
-    <w:bookmarkEnd w:id="139"/>
-    <w:bookmarkStart w:id="148" w:name="references"/>
+    <w:bookmarkEnd w:id="135"/>
+    <w:bookmarkStart w:id="146" w:name="references"/>
     <w:p>
       <w:pPr>
         <w:pStyle w:val="Heading2"/>
@@ -21764,8 +21598,8 @@
         <w:t xml:space="preserve">References</w:t>
       </w:r>
     </w:p>
-    <w:bookmarkStart w:id="147" w:name="refs"/>
-    <w:bookmarkStart w:id="140" w:name="ref-geron2017hands"/>
+    <w:bookmarkStart w:id="145" w:name="refs"/>
+    <w:bookmarkStart w:id="136" w:name="ref-geron2017hands"/>
     <w:p>
       <w:pPr>
         <w:pStyle w:val="Bibliography"/>
@@ -21829,14 +21663,14 @@
         <w:t xml:space="preserve">. 1st ed. O’Reilly Media.</w:t>
       </w:r>
     </w:p>
-    <w:bookmarkEnd w:id="140"/>
-    <w:bookmarkStart w:id="142" w:name="ref-james2021islr2e"/>
+    <w:bookmarkEnd w:id="136"/>
+    <w:bookmarkStart w:id="137" w:name="ref-hoggtanis2015"/>
     <w:p>
       <w:pPr>
         <w:pStyle w:val="Bibliography"/>
       </w:pPr>
       <w:r>
-        <w:t xml:space="preserve">James, Gareth, Daniela Witten, Trevor Hastie, and Robert Tibshirani. 2021.</w:t>
+        <w:t xml:space="preserve">Hogg, Robert V., Elliot A. Tanis, and Dale L. Zimmerman. 2019.</w:t>
       </w:r>
       <w:r>
         <w:t xml:space="preserve"> </w:t>
@@ -21846,20 +21680,43 @@
           <w:i/>
           <w:iCs/>
         </w:rPr>
-        <w:t xml:space="preserve">An Introduction to Statistical Learning: With Applications in</w:t>
+        <w:t xml:space="preserve">Probability and Statistical Inference</w:t>
+      </w:r>
+      <w:r>
+        <w:t xml:space="preserve">. Tenth edition. Pearson.</w:t>
+      </w:r>
+    </w:p>
+    <w:bookmarkEnd w:id="137"/>
+    <w:bookmarkStart w:id="139" w:name="ref-james2021islr2e"/>
+    <w:p>
+      <w:pPr>
+        <w:pStyle w:val="Bibliography"/>
+      </w:pPr>
+      <w:r>
+        <w:t xml:space="preserve">James, Gareth, Daniela Witten, Trevor Hastie, and Robert Tibshirani. 2021.</w:t>
+      </w:r>
+      <w:r>
+        <w:t xml:space="preserve"> </w:t>
       </w:r>
       <w:r>
         <w:rPr>
           <w:i/>
           <w:iCs/>
         </w:rPr>
-        <w:t xml:space="preserve"> </w:t>
+        <w:t xml:space="preserve">An Introduction to Statistical Learning: With Applications in</w:t>
       </w:r>
       <w:r>
         <w:rPr>
           <w:i/>
           <w:iCs/>
         </w:rPr>
+        <w:t xml:space="preserve"> </w:t>
+      </w:r>
+      <w:r>
+        <w:rPr>
+          <w:i/>
+          <w:iCs/>
+        </w:rPr>
         <w:t xml:space="preserve">R</w:t>
       </w:r>
       <w:r>
@@ -21868,7 +21725,7 @@
       <w:r>
         <w:t xml:space="preserve"> </w:t>
       </w:r>
-      <w:hyperlink r:id="rId141">
+      <w:hyperlink r:id="rId138">
         <w:r>
           <w:rPr>
             <w:rStyle w:val="Hyperlink"/>
@@ -21880,29 +21737,14 @@
         <w:t xml:space="preserve">.</w:t>
       </w:r>
     </w:p>
-    <w:bookmarkEnd w:id="142"/>
-    <w:bookmarkStart w:id="144" w:name="ref-rosenman1975coronary"/>
+    <w:bookmarkEnd w:id="139"/>
+    <w:bookmarkStart w:id="140" w:name="ref-rice2007mathematical"/>
     <w:p>
       <w:pPr>
         <w:pStyle w:val="Bibliography"/>
       </w:pPr>
       <w:r>
-        <w:t xml:space="preserve">Rosenman, Ray H, Richard J Brand, C David Jenkins, Meyer Friedman, Reuben Straus, and Moses Wurm. 1975.</w:t>
-      </w:r>
-      <w:r>
-        <w:t xml:space="preserve"> </w:t>
-      </w:r>
-      <w:r>
-        <w:t xml:space="preserve">“Coronary Heart Disease in the</w:t>
-      </w:r>
-      <w:r>
-        <w:t xml:space="preserve"> </w:t>
-      </w:r>
-      <w:r>
-        <w:t xml:space="preserve">Western Collaborative Group Study</w:t>
-      </w:r>
-      <w:r>
-        <w:t xml:space="preserve">: Final Follow-up Experience of 8 1/2 Years.”</w:t>
+        <w:t xml:space="preserve">Rice, John A. 2007.</w:t>
       </w:r>
       <w:r>
         <w:t xml:space="preserve"> </w:t>
@@ -21912,6 +21754,44 @@
           <w:i/>
           <w:iCs/>
         </w:rPr>
+        <w:t xml:space="preserve">Mathematical Statistics and Data Analysis</w:t>
+      </w:r>
+      <w:r>
+        <w:t xml:space="preserve">. 3rd ed. Cengage Learning.</w:t>
+      </w:r>
+    </w:p>
+    <w:bookmarkEnd w:id="140"/>
+    <w:bookmarkStart w:id="142" w:name="ref-rosenman1975coronary"/>
+    <w:p>
+      <w:pPr>
+        <w:pStyle w:val="Bibliography"/>
+      </w:pPr>
+      <w:r>
+        <w:t xml:space="preserve">Rosenman, Ray H, Richard J Brand, C David Jenkins, Meyer Friedman, Reuben Straus, and Moses Wurm. 1975.</w:t>
+      </w:r>
+      <w:r>
+        <w:t xml:space="preserve"> </w:t>
+      </w:r>
+      <w:r>
+        <w:t xml:space="preserve">“Coronary Heart Disease in the</w:t>
+      </w:r>
+      <w:r>
+        <w:t xml:space="preserve"> </w:t>
+      </w:r>
+      <w:r>
+        <w:t xml:space="preserve">Western Collaborative Group Study</w:t>
+      </w:r>
+      <w:r>
+        <w:t xml:space="preserve">: Final Follow-up Experience of 8 1/2 Years.”</w:t>
+      </w:r>
+      <w:r>
+        <w:t xml:space="preserve"> </w:t>
+      </w:r>
+      <w:r>
+        <w:rPr>
+          <w:i/>
+          <w:iCs/>
+        </w:rPr>
         <w:t xml:space="preserve">JAMA</w:t>
       </w:r>
       <w:r>
@@ -21923,7 +21803,7 @@
       <w:r>
         <w:t xml:space="preserve"> </w:t>
       </w:r>
-      <w:hyperlink r:id="rId143">
+      <w:hyperlink r:id="rId141">
         <w:r>
           <w:rPr>
             <w:rStyle w:val="Hyperlink"/>
@@ -21935,8 +21815,8 @@
         <w:t xml:space="preserve">.</w:t>
       </w:r>
     </w:p>
-    <w:bookmarkEnd w:id="144"/>
-    <w:bookmarkStart w:id="146" w:name="ref-vittinghoff2e"/>
+    <w:bookmarkEnd w:id="142"/>
+    <w:bookmarkStart w:id="144" w:name="ref-vittinghoff2e"/>
     <w:p>
       <w:pPr>
         <w:pStyle w:val="Bibliography"/>
@@ -21960,7 +21840,7 @@
       <w:r>
         <w:t xml:space="preserve"> </w:t>
       </w:r>
-      <w:hyperlink r:id="rId145">
+      <w:hyperlink r:id="rId143">
         <w:r>
           <w:rPr>
             <w:rStyle w:val="Hyperlink"/>
@@ -21972,9 +21852,9 @@
         <w:t xml:space="preserve">.</w:t>
       </w:r>
     </w:p>
+    <w:bookmarkEnd w:id="144"/>
+    <w:bookmarkEnd w:id="145"/>
     <w:bookmarkEnd w:id="146"/>
-    <w:bookmarkEnd w:id="147"/>
-    <w:bookmarkEnd w:id="148"/>
     <w:sectPr>
       <w:footnotePr>
         <w:numRestart w:val="eachSect"/>
@@ -22292,64 +22172,10 @@
     <w:abstractNumId w:val="991"/>
   </w:num>
   <w:num w:numId="1006">
-    <w:abstractNumId w:val="99411"/>
-    <w:lvlOverride w:ilvl="0">
-      <w:startOverride w:val="1"/>
-    </w:lvlOverride>
-    <w:lvlOverride w:ilvl="1">
-      <w:startOverride w:val="1"/>
-    </w:lvlOverride>
-    <w:lvlOverride w:ilvl="2">
-      <w:startOverride w:val="1"/>
-    </w:lvlOverride>
-    <w:lvlOverride w:ilvl="3">
-      <w:startOverride w:val="1"/>
-    </w:lvlOverride>
-    <w:lvlOverride w:ilvl="4">
-      <w:startOverride w:val="1"/>
-    </w:lvlOverride>
-    <w:lvlOverride w:ilvl="5">
-      <w:startOverride w:val="1"/>
-    </w:lvlOverride>
-    <w:lvlOverride w:ilvl="6">
-      <w:startOverride w:val="1"/>
-    </w:lvlOverride>
-    <w:lvlOverride w:ilvl="7">
-      <w:startOverride w:val="1"/>
-    </w:lvlOverride>
-    <w:lvlOverride w:ilvl="8">
-      <w:startOverride w:val="1"/>
-    </w:lvlOverride>
+    <w:abstractNumId w:val="991"/>
   </w:num>
   <w:num w:numId="1007">
-    <w:abstractNumId w:val="99411"/>
-    <w:lvlOverride w:ilvl="0">
-      <w:startOverride w:val="1"/>
-    </w:lvlOverride>
-    <w:lvlOverride w:ilvl="1">
-      <w:startOverride w:val="1"/>
-    </w:lvlOverride>
-    <w:lvlOverride w:ilvl="2">
-      <w:startOverride w:val="1"/>
-    </w:lvlOverride>
-    <w:lvlOverride w:ilvl="3">
-      <w:startOverride w:val="1"/>
-    </w:lvlOverride>
-    <w:lvlOverride w:ilvl="4">
-      <w:startOverride w:val="1"/>
-    </w:lvlOverride>
-    <w:lvlOverride w:ilvl="5">
-      <w:startOverride w:val="1"/>
-    </w:lvlOverride>
-    <w:lvlOverride w:ilvl="6">
-      <w:startOverride w:val="1"/>
-    </w:lvlOverride>
-    <w:lvlOverride w:ilvl="7">
-      <w:startOverride w:val="1"/>
-    </w:lvlOverride>
-    <w:lvlOverride w:ilvl="8">
-      <w:startOverride w:val="1"/>
-    </w:lvlOverride>
+    <w:abstractNumId w:val="991"/>
   </w:num>
   <w:num w:numId="1008">
     <w:abstractNumId w:val="99411"/>
@@ -22382,9 +22208,69 @@
     </w:lvlOverride>
   </w:num>
   <w:num w:numId="1009">
+    <w:abstractNumId w:val="99411"/>
+    <w:lvlOverride w:ilvl="0">
+      <w:startOverride w:val="1"/>
+    </w:lvlOverride>
+    <w:lvlOverride w:ilvl="1">
+      <w:startOverride w:val="1"/>
+    </w:lvlOverride>
+    <w:lvlOverride w:ilvl="2">
+      <w:startOverride w:val="1"/>
+    </w:lvlOverride>
+    <w:lvlOverride w:ilvl="3">
+      <w:startOverride w:val="1"/>
+    </w:lvlOverride>
+    <w:lvlOverride w:ilvl="4">
+      <w:startOverride w:val="1"/>
+    </w:lvlOverride>
+    <w:lvlOverride w:ilvl="5">
+      <w:startOverride w:val="1"/>
+    </w:lvlOverride>
+    <w:lvlOverride w:ilvl="6">
+      <w:startOverride w:val="1"/>
+    </w:lvlOverride>
+    <w:lvlOverride w:ilvl="7">
+      <w:startOverride w:val="1"/>
+    </w:lvlOverride>
+    <w:lvlOverride w:ilvl="8">
+      <w:startOverride w:val="1"/>
+    </w:lvlOverride>
+  </w:num>
+  <w:num w:numId="1010">
+    <w:abstractNumId w:val="99411"/>
+    <w:lvlOverride w:ilvl="0">
+      <w:startOverride w:val="1"/>
+    </w:lvlOverride>
+    <w:lvlOverride w:ilvl="1">
+      <w:startOverride w:val="1"/>
+    </w:lvlOverride>
+    <w:lvlOverride w:ilvl="2">
+      <w:startOverride w:val="1"/>
+    </w:lvlOverride>
+    <w:lvlOverride w:ilvl="3">
+      <w:startOverride w:val="1"/>
+    </w:lvlOverride>
+    <w:lvlOverride w:ilvl="4">
+      <w:startOverride w:val="1"/>
+    </w:lvlOverride>
+    <w:lvlOverride w:ilvl="5">
+      <w:startOverride w:val="1"/>
+    </w:lvlOverride>
+    <w:lvlOverride w:ilvl="6">
+      <w:startOverride w:val="1"/>
+    </w:lvlOverride>
+    <w:lvlOverride w:ilvl="7">
+      <w:startOverride w:val="1"/>
+    </w:lvlOverride>
+    <w:lvlOverride w:ilvl="8">
+      <w:startOverride w:val="1"/>
+    </w:lvlOverride>
+  </w:num>
+  <w:num w:numId="1011">
     <w:abstractNumId w:val="991"/>
   </w:num>
-  <w:num w:numId="1010">
+  <w:num w:numId="1012">
     <w:abstractNumId w:val="991"/>
   </w:num>
 </w:numbering>
